--- a/docs/business/final_deck/PublicLogic - Website Copy (v1 Ecosystem).docx
+++ b/docs/business/final_deck/PublicLogic - Website Copy (v1 Ecosystem).docx
@@ -582,7 +582,7 @@
           <w:color w:val="1A1D20"/>
           <w:sz w:val="21"/>
         </w:rPr>
-        <w:t>[hello@publiclogic.org]   ·   [978-807-0829]   ·   PublicLogic LLC</w:t>
+        <w:t>[nate@publiclogic.org]   ·   [978-807-0829]   ·   PublicLogic LLC</w:t>
       </w:r>
     </w:p>
     <w:p>
@@ -1677,7 +1677,7 @@
           <w:color w:val="1A1D20"/>
           <w:sz w:val="21"/>
         </w:rPr>
-        <w:t>If your project touches several systems at once, involves a public hearing, or you’ve already been bounced between offices, a Permit Path Scan ($250–$750) lays out the likely path, the boards involved, and the documents you’ll need — so you stop guessing.</w:t>
+        <w:t>If your project touches several systems at once, involves a public hearing, or you’ve already been bounced between offices, a Permit Path Scan ($500 flat) lays out the likely path, the boards involved, and the documents you’ll need — so you stop guessing.</w:t>
       </w:r>
     </w:p>
     <w:p>
@@ -1962,7 +1962,7 @@
           <w:color w:val="1A1D20"/>
           <w:sz w:val="21"/>
         </w:rPr>
-        <w:t>Tier 1 · Permit Path Scan — $250–$750.</w:t>
+        <w:t>Tier 1 · Permit Path Scan — $500 flat.</w:t>
       </w:r>
     </w:p>
     <w:p>
@@ -3587,7 +3587,7 @@
           <w:color w:val="1A1D20"/>
           <w:sz w:val="21"/>
         </w:rPr>
-        <w:t>The Stewardship Map is $2,500–$7,500, fixed and non-contingent. Other offers range from a $250–$750 Permit Path Scan up to monthly support. Our fee never depends on a funding outcome.</w:t>
+        <w:t>The Stewardship Map is $2,500–$7,500, fixed and non-contingent. Other offers range from a $500 Permit Path Scan up to monthly support. Our fee never depends on a funding outcome.</w:t>
       </w:r>
     </w:p>
     <w:p>
@@ -4060,7 +4060,7 @@
           <w:color w:val="1A1D20"/>
           <w:sz w:val="21"/>
         </w:rPr>
-        <w:t>[hello@publiclogic.org]   ·   [978-807-0829]</w:t>
+        <w:t>[nate@publiclogic.org]   ·   [978-807-0829]</w:t>
       </w:r>
     </w:p>
     <w:p>
